--- a/templates/本人谈话笔录（普通工伤案件）.docx
+++ b/templates/本人谈话笔录（普通工伤案件）.docx
@@ -311,7 +311,25 @@
           <w:szCs w:val="30"/>
           <w:u w:val="single"/>
         </w:rPr>
-        <w:t xml:space="preserve"> {本人身份证号}</w:t>
+        <w:t xml:space="preserve"> {</w:t>
+      </w:r>
+      <w:r>
+        <w:rPr>
+          <w:rFonts w:hAnsi="宋体" w:cs="宋体" w:hint="eastAsia"/>
+          <w:sz w:val="30"/>
+          <w:szCs w:val="30"/>
+          <w:u w:val="single"/>
+        </w:rPr>
+        <w:t>本人身份证</w:t>
+      </w:r>
+      <w:r>
+        <w:rPr>
+          <w:rFonts w:hAnsi="宋体" w:cs="宋体" w:hint="eastAsia"/>
+          <w:sz w:val="30"/>
+          <w:szCs w:val="30"/>
+          <w:u w:val="single"/>
+        </w:rPr>
+        <w:t>}</w:t>
       </w:r>
       <w:r>
         <w:rPr>
@@ -652,7 +670,7 @@
           <w:szCs w:val="30"/>
           <w:u w:val="single"/>
         </w:rPr>
-        <w:t xml:space="preserve">答：听清楚了，不申请回避。                                      </w:t>
+        <w:t xml:space="preserve">答：听清楚了，不申请回避。 </w:t>
       </w:r>
     </w:p>
     <w:p>
@@ -682,417 +700,6 @@
     <w:p>
       <w:pPr>
         <w:pStyle w:val="a3"/>
-        <w:spacing w:line="520" w:lineRule="exact"/>
-        <w:rPr>
-          <w:rFonts w:hAnsi="宋体" w:cs="宋体"/>
-          <w:sz w:val="30"/>
-          <w:szCs w:val="30"/>
-          <w:u w:val="single"/>
-        </w:rPr>
-      </w:pPr>
-      <w:r>
-        <w:rPr>
-          <w:rFonts w:hAnsi="宋体" w:cs="宋体" w:hint="eastAsia"/>
-          <w:sz w:val="30"/>
-          <w:szCs w:val="30"/>
-          <w:u w:val="single"/>
-        </w:rPr>
-        <w:t>问：你跟</w:t>
-      </w:r>
-      <w:r>
-        <w:rPr>
-          <w:sz w:val="30"/>
-          <w:szCs w:val="30"/>
-          <w:u w:val="single"/>
-        </w:rPr>
-        <w:t>{用人单位}</w:t>
-      </w:r>
-      <w:r>
-        <w:rPr>
-          <w:rFonts w:hAnsi="宋体" w:cs="宋体" w:hint="eastAsia"/>
-          <w:sz w:val="30"/>
-          <w:szCs w:val="30"/>
-          <w:u w:val="single"/>
-        </w:rPr>
-        <w:t>有没有签订劳动合同关系？有没有参加工伤保险？</w:t>
-      </w:r>
-    </w:p>
-    <w:p>
-      <w:pPr>
-        <w:pStyle w:val="a3"/>
-        <w:spacing w:line="520" w:lineRule="exact"/>
-        <w:rPr>
-          <w:rFonts w:hAnsi="宋体" w:cs="宋体"/>
-          <w:sz w:val="30"/>
-          <w:szCs w:val="30"/>
-          <w:u w:val="single"/>
-        </w:rPr>
-      </w:pPr>
-      <w:r>
-        <w:rPr>
-          <w:rFonts w:hAnsi="宋体" w:cs="宋体" w:hint="eastAsia"/>
-          <w:sz w:val="30"/>
-          <w:szCs w:val="30"/>
-          <w:u w:val="single"/>
-        </w:rPr>
-        <w:t>答：有签过的，劳动合同上的字是我签的，手印是我按的，有参加工伤保</w:t>
-      </w:r>
-      <w:r>
-        <w:rPr>
-          <w:rFonts w:hAnsi="宋体" w:cs="宋体" w:hint="eastAsia"/>
-          <w:sz w:val="30"/>
-          <w:szCs w:val="30"/>
-          <w:u w:val="single"/>
-        </w:rPr>
-        <w:lastRenderedPageBreak/>
-        <w:t>险的。</w:t>
-      </w:r>
-    </w:p>
-    <w:p>
-      <w:pPr>
-        <w:pStyle w:val="a3"/>
-        <w:spacing w:line="520" w:lineRule="exact"/>
-        <w:rPr>
-          <w:rFonts w:hAnsi="宋体" w:cs="宋体"/>
-          <w:sz w:val="30"/>
-          <w:szCs w:val="30"/>
-          <w:u w:val="single"/>
-        </w:rPr>
-      </w:pPr>
-      <w:r>
-        <w:rPr>
-          <w:rFonts w:hAnsi="宋体" w:cs="宋体" w:hint="eastAsia"/>
-          <w:sz w:val="30"/>
-          <w:szCs w:val="30"/>
-          <w:u w:val="single"/>
-        </w:rPr>
-        <w:t>问：你上班有没有考勤？上班时间是怎么安排的？</w:t>
-      </w:r>
-    </w:p>
-    <w:p>
-      <w:pPr>
-        <w:pStyle w:val="a3"/>
-        <w:spacing w:line="520" w:lineRule="exact"/>
-        <w:rPr>
-          <w:rFonts w:hAnsi="宋体" w:cs="宋体"/>
-          <w:sz w:val="30"/>
-          <w:szCs w:val="30"/>
-          <w:u w:val="single"/>
-        </w:rPr>
-      </w:pPr>
-      <w:r>
-        <w:rPr>
-          <w:rFonts w:hAnsi="宋体" w:cs="宋体" w:hint="eastAsia"/>
-          <w:sz w:val="30"/>
-          <w:szCs w:val="30"/>
-          <w:u w:val="single"/>
-        </w:rPr>
-        <w:t>答：我们刷脸考勤的。上班时间从早上7：2</w:t>
-      </w:r>
-      <w:r>
-        <w:rPr>
-          <w:rFonts w:hAnsi="宋体" w:cs="宋体"/>
-          <w:sz w:val="30"/>
-          <w:szCs w:val="30"/>
-          <w:u w:val="single"/>
-        </w:rPr>
-        <w:t>0</w:t>
-      </w:r>
-      <w:r>
-        <w:rPr>
-          <w:rFonts w:hAnsi="宋体" w:cs="宋体" w:hint="eastAsia"/>
-          <w:sz w:val="30"/>
-          <w:szCs w:val="30"/>
-          <w:u w:val="single"/>
-        </w:rPr>
-        <w:t>到1</w:t>
-      </w:r>
-      <w:r>
-        <w:rPr>
-          <w:rFonts w:hAnsi="宋体" w:cs="宋体"/>
-          <w:sz w:val="30"/>
-          <w:szCs w:val="30"/>
-          <w:u w:val="single"/>
-        </w:rPr>
-        <w:t>1</w:t>
-      </w:r>
-      <w:r>
-        <w:rPr>
-          <w:rFonts w:hAnsi="宋体" w:cs="宋体" w:hint="eastAsia"/>
-          <w:sz w:val="30"/>
-          <w:szCs w:val="30"/>
-          <w:u w:val="single"/>
-        </w:rPr>
-        <w:t>：2</w:t>
-      </w:r>
-      <w:r>
-        <w:rPr>
-          <w:rFonts w:hAnsi="宋体" w:cs="宋体"/>
-          <w:sz w:val="30"/>
-          <w:szCs w:val="30"/>
-          <w:u w:val="single"/>
-        </w:rPr>
-        <w:t>0</w:t>
-      </w:r>
-      <w:r>
-        <w:rPr>
-          <w:rFonts w:hAnsi="宋体" w:cs="宋体" w:hint="eastAsia"/>
-          <w:sz w:val="30"/>
-          <w:szCs w:val="30"/>
-          <w:u w:val="single"/>
-        </w:rPr>
-        <w:t>，下午1</w:t>
-      </w:r>
-      <w:r>
-        <w:rPr>
-          <w:rFonts w:hAnsi="宋体" w:cs="宋体"/>
-          <w:sz w:val="30"/>
-          <w:szCs w:val="30"/>
-          <w:u w:val="single"/>
-        </w:rPr>
-        <w:t>3</w:t>
-      </w:r>
-      <w:r>
-        <w:rPr>
-          <w:rFonts w:hAnsi="宋体" w:cs="宋体" w:hint="eastAsia"/>
-          <w:sz w:val="30"/>
-          <w:szCs w:val="30"/>
-          <w:u w:val="single"/>
-        </w:rPr>
-        <w:t>：0</w:t>
-      </w:r>
-      <w:r>
-        <w:rPr>
-          <w:rFonts w:hAnsi="宋体" w:cs="宋体"/>
-          <w:sz w:val="30"/>
-          <w:szCs w:val="30"/>
-          <w:u w:val="single"/>
-        </w:rPr>
-        <w:t>0</w:t>
-      </w:r>
-      <w:r>
-        <w:rPr>
-          <w:rFonts w:hAnsi="宋体" w:cs="宋体" w:hint="eastAsia"/>
-          <w:sz w:val="30"/>
-          <w:szCs w:val="30"/>
-          <w:u w:val="single"/>
-        </w:rPr>
-        <w:t>到1</w:t>
-      </w:r>
-      <w:r>
-        <w:rPr>
-          <w:rFonts w:hAnsi="宋体" w:cs="宋体"/>
-          <w:sz w:val="30"/>
-          <w:szCs w:val="30"/>
-          <w:u w:val="single"/>
-        </w:rPr>
-        <w:t>7</w:t>
-      </w:r>
-      <w:r>
-        <w:rPr>
-          <w:rFonts w:hAnsi="宋体" w:cs="宋体" w:hint="eastAsia"/>
-          <w:sz w:val="30"/>
-          <w:szCs w:val="30"/>
-          <w:u w:val="single"/>
-        </w:rPr>
-        <w:t>：0</w:t>
-      </w:r>
-      <w:r>
-        <w:rPr>
-          <w:rFonts w:hAnsi="宋体" w:cs="宋体"/>
-          <w:sz w:val="30"/>
-          <w:szCs w:val="30"/>
-          <w:u w:val="single"/>
-        </w:rPr>
-        <w:t>0</w:t>
-      </w:r>
-      <w:r>
-        <w:rPr>
-          <w:rFonts w:hAnsi="宋体" w:cs="宋体" w:hint="eastAsia"/>
-          <w:sz w:val="30"/>
-          <w:szCs w:val="30"/>
-          <w:u w:val="single"/>
-        </w:rPr>
-        <w:t>。</w:t>
-      </w:r>
-    </w:p>
-    <w:p>
-      <w:pPr>
-        <w:pStyle w:val="a3"/>
-        <w:spacing w:line="520" w:lineRule="exact"/>
-        <w:rPr>
-          <w:rFonts w:hAnsi="宋体" w:cs="宋体"/>
-          <w:sz w:val="30"/>
-          <w:szCs w:val="30"/>
-          <w:u w:val="single"/>
-        </w:rPr>
-      </w:pPr>
-      <w:bookmarkStart w:id="4" w:name="OLE_LINK1"/>
-      <w:r>
-        <w:rPr>
-          <w:rFonts w:hAnsi="宋体" w:cs="宋体" w:hint="eastAsia"/>
-          <w:sz w:val="30"/>
-          <w:szCs w:val="30"/>
-          <w:u w:val="single"/>
-        </w:rPr>
-        <w:t>问：你是在什么时间、什么地点、因什么工作原因受的伤？请详细的描述一下事故发生的具体经过。</w:t>
-      </w:r>
-    </w:p>
-    <w:p>
-      <w:pPr>
-        <w:pStyle w:val="a3"/>
-        <w:spacing w:line="520" w:lineRule="exact"/>
-        <w:rPr>
-          <w:rFonts w:hAnsi="宋体" w:cs="宋体"/>
-          <w:sz w:val="30"/>
-          <w:szCs w:val="30"/>
-          <w:u w:val="single"/>
-        </w:rPr>
-      </w:pPr>
-      <w:r>
-        <w:rPr>
-          <w:rFonts w:hAnsi="宋体" w:cs="宋体" w:hint="eastAsia"/>
-          <w:sz w:val="30"/>
-          <w:szCs w:val="30"/>
-          <w:u w:val="single"/>
-        </w:rPr>
-        <w:t>答：202</w:t>
-      </w:r>
-      <w:r>
-        <w:rPr>
-          <w:rFonts w:hAnsi="宋体" w:cs="宋体"/>
-          <w:sz w:val="30"/>
-          <w:szCs w:val="30"/>
-          <w:u w:val="single"/>
-        </w:rPr>
-        <w:t>2</w:t>
-      </w:r>
-      <w:r>
-        <w:rPr>
-          <w:rFonts w:hAnsi="宋体" w:cs="宋体" w:hint="eastAsia"/>
-          <w:sz w:val="30"/>
-          <w:szCs w:val="30"/>
-          <w:u w:val="single"/>
-        </w:rPr>
-        <w:t>年</w:t>
-      </w:r>
-      <w:r>
-        <w:rPr>
-          <w:rFonts w:hAnsi="宋体" w:cs="宋体"/>
-          <w:sz w:val="30"/>
-          <w:szCs w:val="30"/>
-          <w:u w:val="single"/>
-        </w:rPr>
-        <w:t>5</w:t>
-      </w:r>
-      <w:r>
-        <w:rPr>
-          <w:rFonts w:hAnsi="宋体" w:cs="宋体" w:hint="eastAsia"/>
-          <w:sz w:val="30"/>
-          <w:szCs w:val="30"/>
-          <w:u w:val="single"/>
-        </w:rPr>
-        <w:t>月1</w:t>
-      </w:r>
-      <w:r>
-        <w:rPr>
-          <w:rFonts w:hAnsi="宋体" w:cs="宋体"/>
-          <w:sz w:val="30"/>
-          <w:szCs w:val="30"/>
-          <w:u w:val="single"/>
-        </w:rPr>
-        <w:t>4</w:t>
-      </w:r>
-      <w:r>
-        <w:rPr>
-          <w:rFonts w:hAnsi="宋体" w:cs="宋体" w:hint="eastAsia"/>
-          <w:sz w:val="30"/>
-          <w:szCs w:val="30"/>
-          <w:u w:val="single"/>
-        </w:rPr>
-        <w:t>日下午16：20左右，我在</w:t>
-      </w:r>
-      <w:r>
-        <w:rPr>
-          <w:sz w:val="30"/>
-          <w:szCs w:val="30"/>
-          <w:u w:val="single"/>
-        </w:rPr>
-        <w:t>{用人单位}</w:t>
-      </w:r>
-      <w:r>
-        <w:rPr>
-          <w:rFonts w:hAnsi="宋体" w:cs="宋体" w:hint="eastAsia"/>
-          <w:sz w:val="30"/>
-          <w:szCs w:val="30"/>
-          <w:u w:val="single"/>
-        </w:rPr>
-        <w:t>的车间里打磨产品，我当时在打磨机的固定台打磨一个4</w:t>
-      </w:r>
-      <w:r>
-        <w:rPr>
-          <w:rFonts w:hAnsi="宋体" w:cs="宋体"/>
-          <w:sz w:val="30"/>
-          <w:szCs w:val="30"/>
-          <w:u w:val="single"/>
-        </w:rPr>
-        <w:t>50</w:t>
-      </w:r>
-      <w:r>
-        <w:rPr>
-          <w:rFonts w:hAnsi="宋体" w:cs="宋体" w:hint="eastAsia"/>
-          <w:sz w:val="30"/>
-          <w:szCs w:val="30"/>
-          <w:u w:val="single"/>
-        </w:rPr>
-        <w:t>口径的阀件，右手拿阀件时没有拿住，它就落了下来掉在固定台，压到了我正放在固定台上的左手，导致我左手无名指受伤。</w:t>
-      </w:r>
-    </w:p>
-    <w:p>
-      <w:pPr>
-        <w:pStyle w:val="a3"/>
-        <w:spacing w:line="520" w:lineRule="exact"/>
-        <w:rPr>
-          <w:rFonts w:hAnsi="宋体" w:cs="宋体"/>
-          <w:sz w:val="30"/>
-          <w:szCs w:val="30"/>
-          <w:u w:val="single"/>
-        </w:rPr>
-      </w:pPr>
-      <w:r>
-        <w:rPr>
-          <w:rFonts w:hAnsi="宋体" w:cs="宋体" w:hint="eastAsia"/>
-          <w:sz w:val="30"/>
-          <w:szCs w:val="30"/>
-          <w:u w:val="single"/>
-        </w:rPr>
-        <w:t>问：你当时正在进行的工作，是你的本职工作吗？是在听从班组长或公司的安排吗？</w:t>
-      </w:r>
-    </w:p>
-    <w:p>
-      <w:pPr>
-        <w:pStyle w:val="a3"/>
-        <w:spacing w:line="520" w:lineRule="exact"/>
-        <w:rPr>
-          <w:rFonts w:hAnsi="宋体" w:cs="宋体"/>
-          <w:sz w:val="30"/>
-          <w:szCs w:val="30"/>
-          <w:u w:val="single"/>
-        </w:rPr>
-      </w:pPr>
-      <w:r>
-        <w:rPr>
-          <w:rFonts w:hAnsi="宋体" w:cs="宋体" w:hint="eastAsia"/>
-          <w:sz w:val="30"/>
-          <w:szCs w:val="30"/>
-          <w:u w:val="single"/>
-        </w:rPr>
-        <w:t>答：是的，打磨产品就是我的正常工作。</w:t>
-      </w:r>
-    </w:p>
-    <w:p>
-      <w:pPr>
-        <w:pStyle w:val="a3"/>
         <w:tabs>
           <w:tab w:val="left" w:pos="142"/>
         </w:tabs>
@@ -1111,130 +718,409 @@
           <w:szCs w:val="30"/>
           <w:u w:val="single"/>
         </w:rPr>
-        <w:t>问：当时受伤时还有没有谁在场？他们是否亲眼看到你受伤？</w:t>
-      </w:r>
-    </w:p>
-    <w:p>
-      <w:pPr>
-        <w:pStyle w:val="a3"/>
-        <w:spacing w:line="520" w:lineRule="exact"/>
-        <w:rPr>
-          <w:rFonts w:hAnsi="宋体" w:cs="宋体"/>
-          <w:sz w:val="30"/>
-          <w:szCs w:val="30"/>
-          <w:u w:val="single"/>
-        </w:rPr>
-      </w:pPr>
-      <w:r>
-        <w:rPr>
-          <w:rFonts w:hAnsi="宋体" w:cs="宋体" w:hint="eastAsia"/>
-          <w:sz w:val="30"/>
-          <w:szCs w:val="30"/>
-          <w:u w:val="single"/>
-        </w:rPr>
-        <w:t>答：我受伤时旁边没有同事在，但是我当天和我们管理夏洪彬说了，他说明天带我去医院看一下。</w:t>
-      </w:r>
-    </w:p>
-    <w:p>
-      <w:pPr>
-        <w:pStyle w:val="a3"/>
-        <w:spacing w:line="520" w:lineRule="exact"/>
-        <w:rPr>
-          <w:rFonts w:hAnsi="宋体" w:cs="宋体"/>
-          <w:sz w:val="30"/>
-          <w:szCs w:val="30"/>
-          <w:u w:val="single"/>
-        </w:rPr>
-      </w:pPr>
-      <w:r>
-        <w:rPr>
-          <w:rFonts w:hAnsi="宋体" w:cs="宋体" w:hint="eastAsia"/>
-          <w:sz w:val="30"/>
-          <w:szCs w:val="30"/>
-          <w:u w:val="single"/>
-        </w:rPr>
-        <w:t>问：你受伤时有无现场监控拍到你受伤的经过？</w:t>
-      </w:r>
-    </w:p>
-    <w:p>
-      <w:pPr>
-        <w:pStyle w:val="a3"/>
-        <w:spacing w:line="520" w:lineRule="exact"/>
-        <w:rPr>
-          <w:rFonts w:hAnsi="宋体" w:cs="宋体"/>
-          <w:sz w:val="30"/>
-          <w:szCs w:val="30"/>
-          <w:u w:val="single"/>
-        </w:rPr>
-      </w:pPr>
-      <w:r>
-        <w:rPr>
-          <w:rFonts w:hAnsi="宋体" w:cs="宋体" w:hint="eastAsia"/>
-          <w:sz w:val="30"/>
-          <w:szCs w:val="30"/>
-          <w:u w:val="single"/>
-        </w:rPr>
-        <w:t>答：有监控拍到的，我们提供了现场视频。</w:t>
-      </w:r>
-    </w:p>
-    <w:p>
-      <w:pPr>
-        <w:pStyle w:val="a3"/>
-        <w:spacing w:line="520" w:lineRule="exact"/>
-        <w:rPr>
-          <w:rFonts w:hAnsi="宋体" w:cs="宋体"/>
-          <w:sz w:val="30"/>
-          <w:szCs w:val="30"/>
-          <w:u w:val="single"/>
-        </w:rPr>
-      </w:pPr>
-      <w:r>
-        <w:rPr>
-          <w:rFonts w:hAnsi="宋体" w:cs="宋体" w:hint="eastAsia"/>
-          <w:sz w:val="30"/>
-          <w:szCs w:val="30"/>
-          <w:u w:val="single"/>
-        </w:rPr>
-        <w:t>问：</w:t>
-      </w:r>
-      <w:r>
-        <w:rPr>
-          <w:rFonts w:hAnsi="宋体" w:cs="宋体"/>
-          <w:sz w:val="30"/>
-          <w:szCs w:val="30"/>
-          <w:u w:val="single"/>
-        </w:rPr>
-        <w:t>你受伤后有向公司领导报告</w:t>
-      </w:r>
-      <w:r>
-        <w:rPr>
-          <w:rFonts w:hAnsi="宋体" w:cs="宋体" w:hint="eastAsia"/>
-          <w:sz w:val="30"/>
-          <w:szCs w:val="30"/>
-          <w:u w:val="single"/>
-        </w:rPr>
-        <w:t>吗？</w:t>
-      </w:r>
-    </w:p>
-    <w:p>
-      <w:pPr>
-        <w:pStyle w:val="a3"/>
-        <w:spacing w:line="520" w:lineRule="exact"/>
-        <w:rPr>
-          <w:rFonts w:hAnsi="宋体" w:cs="宋体"/>
-          <w:sz w:val="30"/>
-          <w:szCs w:val="30"/>
-          <w:u w:val="single"/>
-        </w:rPr>
-      </w:pPr>
-      <w:r>
-        <w:rPr>
-          <w:rFonts w:hAnsi="宋体" w:cs="宋体" w:hint="eastAsia"/>
-          <w:sz w:val="30"/>
-          <w:szCs w:val="30"/>
-          <w:u w:val="single"/>
-        </w:rPr>
-        <w:t>答：我受伤后就是向夏洪彬说了，其它领导我没有说。</w:t>
+        <w:t>答：{自我介绍}</w:t>
+      </w:r>
+    </w:p>
+    <w:p>
+      <w:pPr>
+        <w:pStyle w:val="a3"/>
+        <w:spacing w:line="520" w:lineRule="exact"/>
+        <w:rPr>
+          <w:rFonts w:hAnsi="宋体" w:cs="宋体"/>
+          <w:sz w:val="30"/>
+          <w:szCs w:val="30"/>
+          <w:u w:val="single"/>
+        </w:rPr>
+      </w:pPr>
+      <w:r>
+        <w:rPr>
+          <w:rFonts w:hAnsi="宋体" w:cs="宋体" w:hint="eastAsia"/>
+          <w:sz w:val="30"/>
+          <w:szCs w:val="30"/>
+          <w:u w:val="single"/>
+        </w:rPr>
+        <w:t>问：你跟</w:t>
+      </w:r>
+      <w:r>
+        <w:rPr>
+          <w:sz w:val="30"/>
+          <w:szCs w:val="30"/>
+          <w:u w:val="single"/>
+        </w:rPr>
+        <w:t>{用人单位}</w:t>
+      </w:r>
+      <w:r>
+        <w:rPr>
+          <w:rFonts w:hAnsi="宋体" w:cs="宋体" w:hint="eastAsia"/>
+          <w:sz w:val="30"/>
+          <w:szCs w:val="30"/>
+          <w:u w:val="single"/>
+        </w:rPr>
+        <w:t>有没有签订劳动合同关系？有没有参加工伤保险？</w:t>
+      </w:r>
+    </w:p>
+    <w:p>
+      <w:pPr>
+        <w:pStyle w:val="a3"/>
+        <w:spacing w:line="520" w:lineRule="exact"/>
+        <w:rPr>
+          <w:rFonts w:hAnsi="宋体" w:cs="宋体"/>
+          <w:sz w:val="30"/>
+          <w:szCs w:val="30"/>
+          <w:u w:val="single"/>
+        </w:rPr>
+      </w:pPr>
+      <w:r>
+        <w:rPr>
+          <w:rFonts w:hAnsi="宋体" w:cs="宋体" w:hint="eastAsia"/>
+          <w:sz w:val="30"/>
+          <w:szCs w:val="30"/>
+          <w:u w:val="single"/>
+        </w:rPr>
+        <w:lastRenderedPageBreak/>
+        <w:t>答：有签过的，劳动合同上的字是我签的，手印是我按的，有参加工伤保险的。</w:t>
+      </w:r>
+    </w:p>
+    <w:p>
+      <w:pPr>
+        <w:pStyle w:val="a3"/>
+        <w:spacing w:line="520" w:lineRule="exact"/>
+        <w:rPr>
+          <w:rFonts w:hAnsi="宋体" w:cs="宋体"/>
+          <w:sz w:val="30"/>
+          <w:szCs w:val="30"/>
+          <w:u w:val="single"/>
+        </w:rPr>
+      </w:pPr>
+      <w:r>
+        <w:rPr>
+          <w:rFonts w:hAnsi="宋体" w:cs="宋体" w:hint="eastAsia"/>
+          <w:sz w:val="30"/>
+          <w:szCs w:val="30"/>
+          <w:u w:val="single"/>
+        </w:rPr>
+        <w:t>问：你上班有没有考勤？上班时间是怎么安排的？</w:t>
+      </w:r>
+    </w:p>
+    <w:p>
+      <w:pPr>
+        <w:pStyle w:val="a3"/>
+        <w:spacing w:line="520" w:lineRule="exact"/>
+        <w:rPr>
+          <w:rFonts w:hAnsi="宋体" w:cs="宋体"/>
+          <w:sz w:val="30"/>
+          <w:szCs w:val="30"/>
+          <w:u w:val="single"/>
+        </w:rPr>
+      </w:pPr>
+      <w:r>
+        <w:rPr>
+          <w:rFonts w:hAnsi="宋体" w:cs="宋体" w:hint="eastAsia"/>
+          <w:sz w:val="30"/>
+          <w:szCs w:val="30"/>
+          <w:u w:val="single"/>
+        </w:rPr>
+        <w:t>答：我们刷脸考勤的。上班时间从早上7：2</w:t>
+      </w:r>
+      <w:r>
+        <w:rPr>
+          <w:rFonts w:hAnsi="宋体" w:cs="宋体"/>
+          <w:sz w:val="30"/>
+          <w:szCs w:val="30"/>
+          <w:u w:val="single"/>
+        </w:rPr>
+        <w:t>0</w:t>
+      </w:r>
+      <w:r>
+        <w:rPr>
+          <w:rFonts w:hAnsi="宋体" w:cs="宋体" w:hint="eastAsia"/>
+          <w:sz w:val="30"/>
+          <w:szCs w:val="30"/>
+          <w:u w:val="single"/>
+        </w:rPr>
+        <w:t>到1</w:t>
+      </w:r>
+      <w:r>
+        <w:rPr>
+          <w:rFonts w:hAnsi="宋体" w:cs="宋体"/>
+          <w:sz w:val="30"/>
+          <w:szCs w:val="30"/>
+          <w:u w:val="single"/>
+        </w:rPr>
+        <w:t>1</w:t>
+      </w:r>
+      <w:r>
+        <w:rPr>
+          <w:rFonts w:hAnsi="宋体" w:cs="宋体" w:hint="eastAsia"/>
+          <w:sz w:val="30"/>
+          <w:szCs w:val="30"/>
+          <w:u w:val="single"/>
+        </w:rPr>
+        <w:t>：2</w:t>
+      </w:r>
+      <w:r>
+        <w:rPr>
+          <w:rFonts w:hAnsi="宋体" w:cs="宋体"/>
+          <w:sz w:val="30"/>
+          <w:szCs w:val="30"/>
+          <w:u w:val="single"/>
+        </w:rPr>
+        <w:t>0</w:t>
+      </w:r>
+      <w:r>
+        <w:rPr>
+          <w:rFonts w:hAnsi="宋体" w:cs="宋体" w:hint="eastAsia"/>
+          <w:sz w:val="30"/>
+          <w:szCs w:val="30"/>
+          <w:u w:val="single"/>
+        </w:rPr>
+        <w:t>，下午1</w:t>
+      </w:r>
+      <w:r>
+        <w:rPr>
+          <w:rFonts w:hAnsi="宋体" w:cs="宋体"/>
+          <w:sz w:val="30"/>
+          <w:szCs w:val="30"/>
+          <w:u w:val="single"/>
+        </w:rPr>
+        <w:t>3</w:t>
+      </w:r>
+      <w:r>
+        <w:rPr>
+          <w:rFonts w:hAnsi="宋体" w:cs="宋体" w:hint="eastAsia"/>
+          <w:sz w:val="30"/>
+          <w:szCs w:val="30"/>
+          <w:u w:val="single"/>
+        </w:rPr>
+        <w:t>：0</w:t>
+      </w:r>
+      <w:r>
+        <w:rPr>
+          <w:rFonts w:hAnsi="宋体" w:cs="宋体"/>
+          <w:sz w:val="30"/>
+          <w:szCs w:val="30"/>
+          <w:u w:val="single"/>
+        </w:rPr>
+        <w:t>0</w:t>
+      </w:r>
+      <w:r>
+        <w:rPr>
+          <w:rFonts w:hAnsi="宋体" w:cs="宋体" w:hint="eastAsia"/>
+          <w:sz w:val="30"/>
+          <w:szCs w:val="30"/>
+          <w:u w:val="single"/>
+        </w:rPr>
+        <w:t>到1</w:t>
+      </w:r>
+      <w:r>
+        <w:rPr>
+          <w:rFonts w:hAnsi="宋体" w:cs="宋体"/>
+          <w:sz w:val="30"/>
+          <w:szCs w:val="30"/>
+          <w:u w:val="single"/>
+        </w:rPr>
+        <w:t>7</w:t>
+      </w:r>
+      <w:r>
+        <w:rPr>
+          <w:rFonts w:hAnsi="宋体" w:cs="宋体" w:hint="eastAsia"/>
+          <w:sz w:val="30"/>
+          <w:szCs w:val="30"/>
+          <w:u w:val="single"/>
+        </w:rPr>
+        <w:t>：0</w:t>
+      </w:r>
+      <w:r>
+        <w:rPr>
+          <w:rFonts w:hAnsi="宋体" w:cs="宋体"/>
+          <w:sz w:val="30"/>
+          <w:szCs w:val="30"/>
+          <w:u w:val="single"/>
+        </w:rPr>
+        <w:t>0</w:t>
+      </w:r>
+      <w:r>
+        <w:rPr>
+          <w:rFonts w:hAnsi="宋体" w:cs="宋体" w:hint="eastAsia"/>
+          <w:sz w:val="30"/>
+          <w:szCs w:val="30"/>
+          <w:u w:val="single"/>
+        </w:rPr>
+        <w:t>。</w:t>
+      </w:r>
+    </w:p>
+    <w:p>
+      <w:pPr>
+        <w:pStyle w:val="a3"/>
+        <w:spacing w:line="520" w:lineRule="exact"/>
+        <w:rPr>
+          <w:rFonts w:hAnsi="宋体" w:cs="宋体"/>
+          <w:sz w:val="30"/>
+          <w:szCs w:val="30"/>
+          <w:u w:val="single"/>
+        </w:rPr>
+      </w:pPr>
+      <w:bookmarkStart w:id="4" w:name="OLE_LINK1"/>
+      <w:r>
+        <w:rPr>
+          <w:rFonts w:hAnsi="宋体" w:cs="宋体" w:hint="eastAsia"/>
+          <w:sz w:val="30"/>
+          <w:szCs w:val="30"/>
+          <w:u w:val="single"/>
+        </w:rPr>
+        <w:t>问：你是在什么时间、什么地点、因什么工作原因受的伤？请详细的描述一下事故发生的具体经过。</w:t>
+      </w:r>
+    </w:p>
+    <w:p>
+      <w:pPr>
+        <w:pStyle w:val="a3"/>
+        <w:spacing w:line="520" w:lineRule="exact"/>
+        <w:rPr>
+          <w:rFonts w:hAnsi="宋体" w:cs="宋体"/>
+          <w:sz w:val="30"/>
+          <w:szCs w:val="30"/>
+          <w:u w:val="single"/>
+        </w:rPr>
+      </w:pPr>
+      <w:r>
+        <w:rPr>
+          <w:rFonts w:hAnsi="宋体" w:cs="宋体" w:hint="eastAsia"/>
+          <w:sz w:val="30"/>
+          <w:szCs w:val="30"/>
+          <w:u w:val="single"/>
+        </w:rPr>
+        <w:t>答：202</w:t>
+      </w:r>
+      <w:r>
+        <w:rPr>
+          <w:rFonts w:hAnsi="宋体" w:cs="宋体"/>
+          <w:sz w:val="30"/>
+          <w:szCs w:val="30"/>
+          <w:u w:val="single"/>
+        </w:rPr>
+        <w:t>2</w:t>
+      </w:r>
+      <w:r>
+        <w:rPr>
+          <w:rFonts w:hAnsi="宋体" w:cs="宋体" w:hint="eastAsia"/>
+          <w:sz w:val="30"/>
+          <w:szCs w:val="30"/>
+          <w:u w:val="single"/>
+        </w:rPr>
+        <w:t>年</w:t>
+      </w:r>
+      <w:r>
+        <w:rPr>
+          <w:rFonts w:hAnsi="宋体" w:cs="宋体"/>
+          <w:sz w:val="30"/>
+          <w:szCs w:val="30"/>
+          <w:u w:val="single"/>
+        </w:rPr>
+        <w:t>5</w:t>
+      </w:r>
+      <w:r>
+        <w:rPr>
+          <w:rFonts w:hAnsi="宋体" w:cs="宋体" w:hint="eastAsia"/>
+          <w:sz w:val="30"/>
+          <w:szCs w:val="30"/>
+          <w:u w:val="single"/>
+        </w:rPr>
+        <w:t>月1</w:t>
+      </w:r>
+      <w:r>
+        <w:rPr>
+          <w:rFonts w:hAnsi="宋体" w:cs="宋体"/>
+          <w:sz w:val="30"/>
+          <w:szCs w:val="30"/>
+          <w:u w:val="single"/>
+        </w:rPr>
+        <w:t>4</w:t>
+      </w:r>
+      <w:r>
+        <w:rPr>
+          <w:rFonts w:hAnsi="宋体" w:cs="宋体" w:hint="eastAsia"/>
+          <w:sz w:val="30"/>
+          <w:szCs w:val="30"/>
+          <w:u w:val="single"/>
+        </w:rPr>
+        <w:t>日下午16：20左右，我在</w:t>
+      </w:r>
+      <w:r>
+        <w:rPr>
+          <w:sz w:val="30"/>
+          <w:szCs w:val="30"/>
+          <w:u w:val="single"/>
+        </w:rPr>
+        <w:t>{用人单位}</w:t>
+      </w:r>
+      <w:r>
+        <w:rPr>
+          <w:rFonts w:hAnsi="宋体" w:cs="宋体" w:hint="eastAsia"/>
+          <w:sz w:val="30"/>
+          <w:szCs w:val="30"/>
+          <w:u w:val="single"/>
+        </w:rPr>
+        <w:t>的车间里打磨产品，我当时在打磨机的固定台打磨一个4</w:t>
+      </w:r>
+      <w:r>
+        <w:rPr>
+          <w:rFonts w:hAnsi="宋体" w:cs="宋体"/>
+          <w:sz w:val="30"/>
+          <w:szCs w:val="30"/>
+          <w:u w:val="single"/>
+        </w:rPr>
+        <w:t>50</w:t>
+      </w:r>
+      <w:r>
+        <w:rPr>
+          <w:rFonts w:hAnsi="宋体" w:cs="宋体" w:hint="eastAsia"/>
+          <w:sz w:val="30"/>
+          <w:szCs w:val="30"/>
+          <w:u w:val="single"/>
+        </w:rPr>
+        <w:t>口径的阀件，右手拿阀件时没有拿住，它就落了下来掉在固定台，压到了我正放在固定台上的左手，导致我左手无名指受伤。</w:t>
+      </w:r>
+    </w:p>
+    <w:p>
+      <w:pPr>
+        <w:pStyle w:val="a3"/>
+        <w:spacing w:line="520" w:lineRule="exact"/>
+        <w:rPr>
+          <w:rFonts w:hAnsi="宋体" w:cs="宋体"/>
+          <w:sz w:val="30"/>
+          <w:szCs w:val="30"/>
+          <w:u w:val="single"/>
+        </w:rPr>
+      </w:pPr>
+      <w:r>
+        <w:rPr>
+          <w:rFonts w:hAnsi="宋体" w:cs="宋体" w:hint="eastAsia"/>
+          <w:sz w:val="30"/>
+          <w:szCs w:val="30"/>
+          <w:u w:val="single"/>
+        </w:rPr>
+        <w:t>问：你当时正在进行的工作，是你的本职工作吗？是在听从班组长或公司的安排吗？</w:t>
+      </w:r>
+    </w:p>
+    <w:p>
+      <w:pPr>
+        <w:pStyle w:val="a3"/>
+        <w:spacing w:line="520" w:lineRule="exact"/>
+        <w:rPr>
+          <w:rFonts w:hAnsi="宋体" w:cs="宋体"/>
+          <w:sz w:val="30"/>
+          <w:szCs w:val="30"/>
+          <w:u w:val="single"/>
+        </w:rPr>
+      </w:pPr>
+      <w:r>
+        <w:rPr>
+          <w:rFonts w:hAnsi="宋体" w:cs="宋体" w:hint="eastAsia"/>
+          <w:sz w:val="30"/>
+          <w:szCs w:val="30"/>
+          <w:u w:val="single"/>
+        </w:rPr>
+        <w:t>答：是的，打磨产品就是我的正常工作。</w:t>
       </w:r>
     </w:p>
     <w:p>
@@ -1258,6 +1144,153 @@
           <w:szCs w:val="30"/>
           <w:u w:val="single"/>
         </w:rPr>
+        <w:t>问：当时受伤时还有没有谁在场？他们是否亲眼看到你受伤？</w:t>
+      </w:r>
+    </w:p>
+    <w:p>
+      <w:pPr>
+        <w:pStyle w:val="a3"/>
+        <w:spacing w:line="520" w:lineRule="exact"/>
+        <w:rPr>
+          <w:rFonts w:hAnsi="宋体" w:cs="宋体"/>
+          <w:sz w:val="30"/>
+          <w:szCs w:val="30"/>
+          <w:u w:val="single"/>
+        </w:rPr>
+      </w:pPr>
+      <w:r>
+        <w:rPr>
+          <w:rFonts w:hAnsi="宋体" w:cs="宋体" w:hint="eastAsia"/>
+          <w:sz w:val="30"/>
+          <w:szCs w:val="30"/>
+          <w:u w:val="single"/>
+        </w:rPr>
+        <w:t>答：我受伤时旁边没有同事在，但是我当天和我们管理夏洪彬说了，他说明天带我去医院看一下。</w:t>
+      </w:r>
+    </w:p>
+    <w:p>
+      <w:pPr>
+        <w:pStyle w:val="a3"/>
+        <w:spacing w:line="520" w:lineRule="exact"/>
+        <w:rPr>
+          <w:rFonts w:hAnsi="宋体" w:cs="宋体"/>
+          <w:sz w:val="30"/>
+          <w:szCs w:val="30"/>
+          <w:u w:val="single"/>
+        </w:rPr>
+      </w:pPr>
+      <w:r>
+        <w:rPr>
+          <w:rFonts w:hAnsi="宋体" w:cs="宋体" w:hint="eastAsia"/>
+          <w:sz w:val="30"/>
+          <w:szCs w:val="30"/>
+          <w:u w:val="single"/>
+        </w:rPr>
+        <w:t>问：你受伤时有无现场监控拍到你受伤的经过？</w:t>
+      </w:r>
+    </w:p>
+    <w:p>
+      <w:pPr>
+        <w:pStyle w:val="a3"/>
+        <w:spacing w:line="520" w:lineRule="exact"/>
+        <w:rPr>
+          <w:rFonts w:hAnsi="宋体" w:cs="宋体"/>
+          <w:sz w:val="30"/>
+          <w:szCs w:val="30"/>
+          <w:u w:val="single"/>
+        </w:rPr>
+      </w:pPr>
+      <w:r>
+        <w:rPr>
+          <w:rFonts w:hAnsi="宋体" w:cs="宋体" w:hint="eastAsia"/>
+          <w:sz w:val="30"/>
+          <w:szCs w:val="30"/>
+          <w:u w:val="single"/>
+        </w:rPr>
+        <w:t>答：有监控拍到的，我们提供了现场视频。</w:t>
+      </w:r>
+    </w:p>
+    <w:p>
+      <w:pPr>
+        <w:pStyle w:val="a3"/>
+        <w:spacing w:line="520" w:lineRule="exact"/>
+        <w:rPr>
+          <w:rFonts w:hAnsi="宋体" w:cs="宋体"/>
+          <w:sz w:val="30"/>
+          <w:szCs w:val="30"/>
+          <w:u w:val="single"/>
+        </w:rPr>
+      </w:pPr>
+      <w:r>
+        <w:rPr>
+          <w:rFonts w:hAnsi="宋体" w:cs="宋体" w:hint="eastAsia"/>
+          <w:sz w:val="30"/>
+          <w:szCs w:val="30"/>
+          <w:u w:val="single"/>
+        </w:rPr>
+        <w:t>问：</w:t>
+      </w:r>
+      <w:r>
+        <w:rPr>
+          <w:rFonts w:hAnsi="宋体" w:cs="宋体"/>
+          <w:sz w:val="30"/>
+          <w:szCs w:val="30"/>
+          <w:u w:val="single"/>
+        </w:rPr>
+        <w:t>你受伤后有向公司领导报告</w:t>
+      </w:r>
+      <w:r>
+        <w:rPr>
+          <w:rFonts w:hAnsi="宋体" w:cs="宋体" w:hint="eastAsia"/>
+          <w:sz w:val="30"/>
+          <w:szCs w:val="30"/>
+          <w:u w:val="single"/>
+        </w:rPr>
+        <w:t>吗？</w:t>
+      </w:r>
+    </w:p>
+    <w:p>
+      <w:pPr>
+        <w:pStyle w:val="a3"/>
+        <w:spacing w:line="520" w:lineRule="exact"/>
+        <w:rPr>
+          <w:rFonts w:hAnsi="宋体" w:cs="宋体"/>
+          <w:sz w:val="30"/>
+          <w:szCs w:val="30"/>
+          <w:u w:val="single"/>
+        </w:rPr>
+      </w:pPr>
+      <w:r>
+        <w:rPr>
+          <w:rFonts w:hAnsi="宋体" w:cs="宋体" w:hint="eastAsia"/>
+          <w:sz w:val="30"/>
+          <w:szCs w:val="30"/>
+          <w:u w:val="single"/>
+        </w:rPr>
+        <w:t>答：我受伤后就是向夏洪彬说了，其它领导我没有说。</w:t>
+      </w:r>
+    </w:p>
+    <w:p>
+      <w:pPr>
+        <w:pStyle w:val="a3"/>
+        <w:tabs>
+          <w:tab w:val="left" w:pos="142"/>
+        </w:tabs>
+        <w:spacing w:line="520" w:lineRule="exact"/>
+        <w:rPr>
+          <w:rFonts w:hAnsi="宋体" w:cs="宋体"/>
+          <w:sz w:val="30"/>
+          <w:szCs w:val="30"/>
+          <w:u w:val="single"/>
+        </w:rPr>
+      </w:pPr>
+      <w:r>
+        <w:rPr>
+          <w:rFonts w:hAnsi="宋体" w:cs="宋体" w:hint="eastAsia"/>
+          <w:sz w:val="30"/>
+          <w:szCs w:val="30"/>
+          <w:u w:val="single"/>
+        </w:rPr>
         <w:t>问：你受伤后去的哪个医院？是谁送你去救治的？</w:t>
       </w:r>
     </w:p>
@@ -1279,7 +1312,7 @@
           <w:szCs w:val="30"/>
           <w:u w:val="single"/>
         </w:rPr>
-        <w:t>答：第二天夏洪彬送我去了永嘉县瓯北街道金瓯村卫生室，医生建设我做手术，于是我们老板娘陈燕伟就带我去了永嘉利民医院，在那里我不满意</w:t>
+        <w:t>答：第二天夏洪彬送我去了永嘉县瓯北街道金瓯村卫生室，医生建设我做</w:t>
       </w:r>
       <w:r>
         <w:rPr>
@@ -1289,7 +1322,7 @@
           <w:u w:val="single"/>
         </w:rPr>
         <w:lastRenderedPageBreak/>
-        <w:t>治疗方案，于是5月1</w:t>
+        <w:t>手术，于是我们老板娘陈燕伟就带我去了永嘉利民医院，在那里我不满意治疗方案，于是5月1</w:t>
       </w:r>
       <w:r>
         <w:rPr>

--- a/templates/本人谈话笔录（普通工伤案件）.docx
+++ b/templates/本人谈话笔录（普通工伤案件）.docx
@@ -85,12 +85,12 @@
       </w:r>
       <w:r>
         <w:rPr>
-          <w:rFonts w:hAnsi="宋体" w:cs="宋体"/>
-          <w:sz w:val="30"/>
-          <w:szCs w:val="30"/>
-          <w:u w:val="single"/>
-        </w:rPr>
-        <w:t>{</w:t>
+          <w:rFonts w:hAnsi="宋体" w:cs="宋体" w:hint="eastAsia"/>
+          <w:sz w:val="30"/>
+          <w:szCs w:val="30"/>
+          <w:u w:val="single"/>
+        </w:rPr>
+        <w:t>{{</w:t>
       </w:r>
       <w:r>
         <w:rPr>
@@ -121,21 +121,30 @@
       </w:r>
       <w:r>
         <w:rPr>
-          <w:rFonts w:hAnsi="宋体" w:cs="宋体"/>
-          <w:sz w:val="30"/>
-          <w:szCs w:val="30"/>
-          <w:u w:val="single"/>
-        </w:rPr>
-        <w:t>}</w:t>
-      </w:r>
-      <w:r>
-        <w:rPr>
-          <w:rFonts w:hAnsi="宋体" w:cs="宋体" w:hint="eastAsia"/>
-          <w:sz w:val="30"/>
-          <w:szCs w:val="30"/>
-          <w:u w:val="single"/>
-        </w:rPr>
-        <w:t>{当前时间}</w:t>
+          <w:rFonts w:hAnsi="宋体" w:cs="宋体" w:hint="eastAsia"/>
+          <w:sz w:val="30"/>
+          <w:szCs w:val="30"/>
+          <w:u w:val="single"/>
+        </w:rPr>
+        <w:t>}}{{</w:t>
+      </w:r>
+      <w:r>
+        <w:rPr>
+          <w:rFonts w:hAnsi="宋体" w:cs="宋体" w:hint="eastAsia"/>
+          <w:sz w:val="30"/>
+          <w:szCs w:val="30"/>
+          <w:u w:val="single"/>
+        </w:rPr>
+        <w:t>当前时间</w:t>
+      </w:r>
+      <w:r>
+        <w:rPr>
+          <w:rFonts w:hAnsi="宋体" w:cs="宋体" w:hint="eastAsia"/>
+          <w:sz w:val="30"/>
+          <w:szCs w:val="30"/>
+          <w:u w:val="single"/>
+        </w:rPr>
+        <w:t>}}</w:t>
       </w:r>
       <w:r>
         <w:rPr>
@@ -220,7 +229,25 @@
           <w:szCs w:val="30"/>
           <w:u w:val="single"/>
         </w:rPr>
-        <w:t>{本人姓名}</w:t>
+        <w:t>{{</w:t>
+      </w:r>
+      <w:r>
+        <w:rPr>
+          <w:rFonts w:hAnsi="宋体" w:cs="宋体" w:hint="eastAsia"/>
+          <w:sz w:val="30"/>
+          <w:szCs w:val="30"/>
+          <w:u w:val="single"/>
+        </w:rPr>
+        <w:t>本人姓名</w:t>
+      </w:r>
+      <w:r>
+        <w:rPr>
+          <w:rFonts w:hAnsi="宋体" w:cs="宋体" w:hint="eastAsia"/>
+          <w:sz w:val="30"/>
+          <w:szCs w:val="30"/>
+          <w:u w:val="single"/>
+        </w:rPr>
+        <w:t>}}</w:t>
       </w:r>
       <w:r>
         <w:rPr>
@@ -248,7 +275,43 @@
           <w:szCs w:val="30"/>
           <w:u w:val="single"/>
         </w:rPr>
-        <w:t xml:space="preserve"> {本人性别} </w:t>
+        <w:t xml:space="preserve"> </w:t>
+      </w:r>
+      <w:r>
+        <w:rPr>
+          <w:rFonts w:hAnsi="宋体" w:cs="宋体" w:hint="eastAsia"/>
+          <w:sz w:val="30"/>
+          <w:szCs w:val="30"/>
+          <w:u w:val="single"/>
+        </w:rPr>
+        <w:t>{{</w:t>
+      </w:r>
+      <w:r>
+        <w:rPr>
+          <w:rFonts w:hAnsi="宋体" w:cs="宋体" w:hint="eastAsia"/>
+          <w:sz w:val="30"/>
+          <w:szCs w:val="30"/>
+          <w:u w:val="single"/>
+        </w:rPr>
+        <w:t>本人性别</w:t>
+      </w:r>
+      <w:r>
+        <w:rPr>
+          <w:rFonts w:hAnsi="宋体" w:cs="宋体" w:hint="eastAsia"/>
+          <w:sz w:val="30"/>
+          <w:szCs w:val="30"/>
+          <w:u w:val="single"/>
+        </w:rPr>
+        <w:t>}}</w:t>
+      </w:r>
+      <w:r>
+        <w:rPr>
+          <w:rFonts w:hAnsi="宋体" w:cs="宋体" w:hint="eastAsia"/>
+          <w:sz w:val="30"/>
+          <w:szCs w:val="30"/>
+          <w:u w:val="single"/>
+        </w:rPr>
+        <w:t xml:space="preserve"> </w:t>
       </w:r>
       <w:r>
         <w:rPr>
@@ -265,7 +328,43 @@
           <w:szCs w:val="30"/>
           <w:u w:val="single"/>
         </w:rPr>
-        <w:t xml:space="preserve"> {本人年龄} </w:t>
+        <w:t xml:space="preserve"> </w:t>
+      </w:r>
+      <w:r>
+        <w:rPr>
+          <w:rFonts w:hAnsi="宋体" w:cs="宋体" w:hint="eastAsia"/>
+          <w:sz w:val="30"/>
+          <w:szCs w:val="30"/>
+          <w:u w:val="single"/>
+        </w:rPr>
+        <w:t>{{</w:t>
+      </w:r>
+      <w:r>
+        <w:rPr>
+          <w:rFonts w:hAnsi="宋体" w:cs="宋体" w:hint="eastAsia"/>
+          <w:sz w:val="30"/>
+          <w:szCs w:val="30"/>
+          <w:u w:val="single"/>
+        </w:rPr>
+        <w:t>本人年龄</w:t>
+      </w:r>
+      <w:r>
+        <w:rPr>
+          <w:rFonts w:hAnsi="宋体" w:cs="宋体" w:hint="eastAsia"/>
+          <w:sz w:val="30"/>
+          <w:szCs w:val="30"/>
+          <w:u w:val="single"/>
+        </w:rPr>
+        <w:t>}}</w:t>
+      </w:r>
+      <w:r>
+        <w:rPr>
+          <w:rFonts w:hAnsi="宋体" w:cs="宋体" w:hint="eastAsia"/>
+          <w:sz w:val="30"/>
+          <w:szCs w:val="30"/>
+          <w:u w:val="single"/>
+        </w:rPr>
+        <w:t xml:space="preserve"> </w:t>
       </w:r>
     </w:p>
     <w:p>
@@ -311,7 +410,16 @@
           <w:szCs w:val="30"/>
           <w:u w:val="single"/>
         </w:rPr>
-        <w:t xml:space="preserve"> {</w:t>
+        <w:t xml:space="preserve"> </w:t>
+      </w:r>
+      <w:r>
+        <w:rPr>
+          <w:rFonts w:hAnsi="宋体" w:cs="宋体" w:hint="eastAsia"/>
+          <w:sz w:val="30"/>
+          <w:szCs w:val="30"/>
+          <w:u w:val="single"/>
+        </w:rPr>
+        <w:t>{{</w:t>
       </w:r>
       <w:r>
         <w:rPr>
@@ -329,7 +437,7 @@
           <w:szCs w:val="30"/>
           <w:u w:val="single"/>
         </w:rPr>
-        <w:t>}</w:t>
+        <w:t>}}</w:t>
       </w:r>
       <w:r>
         <w:rPr>
@@ -357,24 +465,60 @@
           <w:sz w:val="30"/>
           <w:szCs w:val="30"/>
         </w:rPr>
-        <w:t xml:space="preserve">身份证地址：  </w:t>
-      </w:r>
-      <w:r>
-        <w:rPr>
-          <w:rFonts w:hAnsi="宋体" w:cs="宋体" w:hint="eastAsia"/>
-          <w:sz w:val="30"/>
-          <w:szCs w:val="30"/>
-          <w:u w:val="single"/>
-        </w:rPr>
-        <w:t>{本人身份证地址}</w:t>
-      </w:r>
-      <w:r>
-        <w:rPr>
-          <w:rFonts w:hAnsi="宋体" w:cs="宋体" w:hint="eastAsia"/>
-          <w:sz w:val="30"/>
-          <w:szCs w:val="30"/>
-        </w:rPr>
-        <w:t xml:space="preserve">                              </w:t>
+        <w:t>身份证地址：</w:t>
+      </w:r>
+      <w:r>
+        <w:rPr>
+          <w:rFonts w:hAnsi="宋体" w:cs="宋体" w:hint="eastAsia"/>
+          <w:sz w:val="30"/>
+          <w:szCs w:val="30"/>
+          <w:u w:val="single"/>
+        </w:rPr>
+        <w:t xml:space="preserve">  </w:t>
+      </w:r>
+      <w:r>
+        <w:rPr>
+          <w:rFonts w:hAnsi="宋体" w:cs="宋体" w:hint="eastAsia"/>
+          <w:sz w:val="30"/>
+          <w:szCs w:val="30"/>
+          <w:u w:val="single"/>
+        </w:rPr>
+        <w:t>{{</w:t>
+      </w:r>
+      <w:r>
+        <w:rPr>
+          <w:rFonts w:hAnsi="宋体" w:cs="宋体" w:hint="eastAsia"/>
+          <w:sz w:val="30"/>
+          <w:szCs w:val="30"/>
+          <w:u w:val="single"/>
+        </w:rPr>
+        <w:t>本人身份证地址</w:t>
+      </w:r>
+      <w:r>
+        <w:rPr>
+          <w:rFonts w:hAnsi="宋体" w:cs="宋体" w:hint="eastAsia"/>
+          <w:sz w:val="30"/>
+          <w:szCs w:val="30"/>
+          <w:u w:val="single"/>
+        </w:rPr>
+        <w:t>}}</w:t>
+      </w:r>
+      <w:r>
+        <w:rPr>
+          <w:rFonts w:hAnsi="宋体" w:cs="宋体" w:hint="eastAsia"/>
+          <w:sz w:val="30"/>
+          <w:szCs w:val="30"/>
+          <w:u w:val="single"/>
+        </w:rPr>
+        <w:t xml:space="preserve">  </w:t>
+      </w:r>
+      <w:r>
+        <w:rPr>
+          <w:rFonts w:hAnsi="宋体" w:cs="宋体" w:hint="eastAsia"/>
+          <w:sz w:val="30"/>
+          <w:szCs w:val="30"/>
+        </w:rPr>
+        <w:t xml:space="preserve">                            </w:t>
       </w:r>
     </w:p>
     <w:p>
@@ -411,7 +555,23 @@
           <w:szCs w:val="30"/>
           <w:u w:val="single"/>
         </w:rPr>
-        <w:t>{用人单位}</w:t>
+        <w:t>{{</w:t>
+      </w:r>
+      <w:r>
+        <w:rPr>
+          <w:sz w:val="30"/>
+          <w:szCs w:val="30"/>
+          <w:u w:val="single"/>
+        </w:rPr>
+        <w:t>用人单位</w:t>
+      </w:r>
+      <w:r>
+        <w:rPr>
+          <w:sz w:val="30"/>
+          <w:szCs w:val="30"/>
+          <w:u w:val="single"/>
+        </w:rPr>
+        <w:t>}}</w:t>
       </w:r>
       <w:r>
         <w:rPr>
@@ -446,7 +606,43 @@
           <w:szCs w:val="30"/>
           <w:u w:val="single"/>
         </w:rPr>
-        <w:t xml:space="preserve">  {本人岗位}  </w:t>
+        <w:t xml:space="preserve">  </w:t>
+      </w:r>
+      <w:r>
+        <w:rPr>
+          <w:rFonts w:hAnsi="宋体" w:cs="宋体" w:hint="eastAsia"/>
+          <w:sz w:val="30"/>
+          <w:szCs w:val="30"/>
+          <w:u w:val="single"/>
+        </w:rPr>
+        <w:t>{{</w:t>
+      </w:r>
+      <w:r>
+        <w:rPr>
+          <w:rFonts w:hAnsi="宋体" w:cs="宋体" w:hint="eastAsia"/>
+          <w:sz w:val="30"/>
+          <w:szCs w:val="30"/>
+          <w:u w:val="single"/>
+        </w:rPr>
+        <w:t>本人岗位</w:t>
+      </w:r>
+      <w:r>
+        <w:rPr>
+          <w:rFonts w:hAnsi="宋体" w:cs="宋体" w:hint="eastAsia"/>
+          <w:sz w:val="30"/>
+          <w:szCs w:val="30"/>
+          <w:u w:val="single"/>
+        </w:rPr>
+        <w:t>}}</w:t>
+      </w:r>
+      <w:r>
+        <w:rPr>
+          <w:rFonts w:hAnsi="宋体" w:cs="宋体" w:hint="eastAsia"/>
+          <w:sz w:val="30"/>
+          <w:szCs w:val="30"/>
+          <w:u w:val="single"/>
+        </w:rPr>
+        <w:t xml:space="preserve">  </w:t>
       </w:r>
     </w:p>
     <w:p>
@@ -484,7 +680,25 @@
           <w:szCs w:val="30"/>
           <w:u w:val="single"/>
         </w:rPr>
-        <w:t>{本人电话}</w:t>
+        <w:t>{{</w:t>
+      </w:r>
+      <w:r>
+        <w:rPr>
+          <w:rFonts w:hAnsi="宋体" w:cs="宋体" w:hint="eastAsia"/>
+          <w:sz w:val="30"/>
+          <w:szCs w:val="30"/>
+          <w:u w:val="single"/>
+        </w:rPr>
+        <w:t>本人电话</w:t>
+      </w:r>
+      <w:r>
+        <w:rPr>
+          <w:rFonts w:hAnsi="宋体" w:cs="宋体" w:hint="eastAsia"/>
+          <w:sz w:val="30"/>
+          <w:szCs w:val="30"/>
+          <w:u w:val="single"/>
+        </w:rPr>
+        <w:t>}}</w:t>
       </w:r>
       <w:r>
         <w:rPr>
@@ -556,7 +770,16 @@
           <w:szCs w:val="30"/>
           <w:u w:val="single"/>
         </w:rPr>
-        <w:t xml:space="preserve">   {</w:t>
+        <w:t xml:space="preserve">   </w:t>
+      </w:r>
+      <w:r>
+        <w:rPr>
+          <w:rFonts w:hAnsi="宋体" w:cs="宋体" w:hint="eastAsia"/>
+          <w:sz w:val="30"/>
+          <w:szCs w:val="30"/>
+          <w:u w:val="single"/>
+        </w:rPr>
+        <w:t>{{</w:t>
       </w:r>
       <w:r>
         <w:rPr>
@@ -574,7 +797,7 @@
           <w:szCs w:val="30"/>
           <w:u w:val="single"/>
         </w:rPr>
-        <w:t>}</w:t>
+        <w:t>}}</w:t>
       </w:r>
       <w:bookmarkStart w:id="2" w:name="_GoBack"/>
       <w:bookmarkEnd w:id="2"/>
@@ -718,7 +941,34 @@
           <w:szCs w:val="30"/>
           <w:u w:val="single"/>
         </w:rPr>
-        <w:t>答：{自我介绍}</w:t>
+        <w:t>答：</w:t>
+      </w:r>
+      <w:r>
+        <w:rPr>
+          <w:rFonts w:hAnsi="宋体" w:cs="宋体" w:hint="eastAsia"/>
+          <w:sz w:val="30"/>
+          <w:szCs w:val="30"/>
+          <w:u w:val="single"/>
+        </w:rPr>
+        <w:t>{{</w:t>
+      </w:r>
+      <w:r>
+        <w:rPr>
+          <w:rFonts w:hAnsi="宋体" w:cs="宋体" w:hint="eastAsia"/>
+          <w:sz w:val="30"/>
+          <w:szCs w:val="30"/>
+          <w:u w:val="single"/>
+        </w:rPr>
+        <w:t>自我介绍</w:t>
+      </w:r>
+      <w:r>
+        <w:rPr>
+          <w:rFonts w:hAnsi="宋体" w:cs="宋体" w:hint="eastAsia"/>
+          <w:sz w:val="30"/>
+          <w:szCs w:val="30"/>
+          <w:u w:val="single"/>
+        </w:rPr>
+        <w:t>}}</w:t>
       </w:r>
     </w:p>
     <w:p>
@@ -747,7 +997,23 @@
           <w:szCs w:val="30"/>
           <w:u w:val="single"/>
         </w:rPr>
-        <w:t>{用人单位}</w:t>
+        <w:t>{{</w:t>
+      </w:r>
+      <w:r>
+        <w:rPr>
+          <w:sz w:val="30"/>
+          <w:szCs w:val="30"/>
+          <w:u w:val="single"/>
+        </w:rPr>
+        <w:t>用人单位</w:t>
+      </w:r>
+      <w:r>
+        <w:rPr>
+          <w:sz w:val="30"/>
+          <w:szCs w:val="30"/>
+          <w:u w:val="single"/>
+        </w:rPr>
+        <w:t>}}</w:t>
       </w:r>
       <w:r>
         <w:rPr>
@@ -1051,7 +1317,23 @@
           <w:szCs w:val="30"/>
           <w:u w:val="single"/>
         </w:rPr>
-        <w:t>{用人单位}</w:t>
+        <w:t>{{</w:t>
+      </w:r>
+      <w:r>
+        <w:rPr>
+          <w:sz w:val="30"/>
+          <w:szCs w:val="30"/>
+          <w:u w:val="single"/>
+        </w:rPr>
+        <w:t>用人单位</w:t>
+      </w:r>
+      <w:r>
+        <w:rPr>
+          <w:sz w:val="30"/>
+          <w:szCs w:val="30"/>
+          <w:u w:val="single"/>
+        </w:rPr>
+        <w:t>}}</w:t>
       </w:r>
       <w:r>
         <w:rPr>
